--- a/docs/AMKAD_HTML_Maintenance_Guide.docx
+++ b/docs/AMKAD_HTML_Maintenance_Guide.docx
@@ -1250,6 +1250,61 @@
           </w:p>
         </w:tc>
       </w:tr>
+      <w:tr>
+        <w:tc>
+          <w:tcPr>
+            <w:tcW w:w="3600" w:type="dxa"/>
+          </w:tcPr>
+          <w:p>
+            <w:pPr>
+              <w:spacing w:after="40"/>
+            </w:pPr>
+            <w:proofErr w:type="spellStart"/>
+            <w:r>
+              <w:rPr>
+                <w:rFonts w:ascii="Consolas" w:hAnsi="Consolas"/>
+                <w:sz w:val="19"/>
+              </w:rPr>
+              <w:t>Power Query query: RawData</w:t>
+            </w:r>
+            <w:proofErr w:type="spellEnd"/>
+          </w:p>
+        </w:tc>
+        <w:tc>
+          <w:tcPr>
+            <w:tcW w:w="3456" w:type="dxa"/>
+          </w:tcPr>
+          <w:p>
+            <w:pPr>
+              <w:spacing w:after="40"/>
+            </w:pPr>
+            <w:r>
+              <w:rPr>
+                <w:sz w:val="19"/>
+              </w:rPr>
+              <w:t>Reads the newest daily file and repairs any days missing from it (5H)</w:t>
+            </w:r>
+            <w:proofErr w:type="spellStart"/>
+            <w:proofErr w:type="spellEnd"/>
+          </w:p>
+        </w:tc>
+        <w:tc>
+          <w:tcPr>
+            <w:tcW w:w="2592" w:type="dxa"/>
+          </w:tcPr>
+          <w:p>
+            <w:pPr>
+              <w:spacing w:after="40"/>
+            </w:pPr>
+            <w:r>
+              <w:rPr>
+                <w:sz w:val="19"/>
+              </w:rPr>
+              <w:t>Excel → Power Query</w:t>
+            </w:r>
+          </w:p>
+        </w:tc>
+      </w:tr>
     </w:tbl>
     <w:tbl>
       <w:tblPr>
@@ -2039,6 +2094,80 @@
           </w:p>
         </w:tc>
       </w:tr>
+      <w:tr>
+        <w:tc>
+          <w:tcPr>
+            <w:tcW w:w="1058" w:type="dxa"/>
+          </w:tcPr>
+          <w:p>
+            <w:pPr>
+              <w:spacing w:after="40"/>
+            </w:pPr>
+            <w:r>
+              <w:rPr>
+                <w:sz w:val="19"/>
+              </w:rPr>
+              <w:t>Weekly</w:t>
+            </w:r>
+          </w:p>
+        </w:tc>
+        <w:tc>
+          <w:tcPr>
+            <w:tcW w:w="7798" w:type="dxa"/>
+          </w:tcPr>
+          <w:p>
+            <w:pPr>
+              <w:spacing w:after="40"/>
+              <w:rPr>
+                <w:sz w:val="19"/>
+              </w:rPr>
+            </w:pPr>
+            <w:r>
+              <w:rPr>
+                <w:sz w:val="19"/>
+              </w:rPr>
+              <w:t>Glance at the row count after a RawData refresh. It should grow by roughly one day's worth of rows per working day. A flat count means the pipeline stopped producing new files and nobody was told.</w:t>
+            </w:r>
+          </w:p>
+        </w:tc>
+      </w:tr>
+      <w:tr>
+        <w:tc>
+          <w:tcPr>
+            <w:tcW w:w="1058" w:type="dxa"/>
+          </w:tcPr>
+          <w:p>
+            <w:pPr>
+              <w:spacing w:after="40"/>
+            </w:pPr>
+            <w:r>
+              <w:rPr>
+                <w:sz w:val="19"/>
+              </w:rPr>
+              <w:t>Whenever a run fails</w:t>
+            </w:r>
+          </w:p>
+        </w:tc>
+        <w:tc>
+          <w:tcPr>
+            <w:tcW w:w="7798" w:type="dxa"/>
+          </w:tcPr>
+          <w:p>
+            <w:pPr>
+              <w:spacing w:after="40"/>
+              <w:rPr>
+                <w:sz w:val="19"/>
+              </w:rPr>
+            </w:pPr>
+            <w:r>
+              <w:rPr>
+                <w:sz w:val="19"/>
+              </w:rPr>
+              <w:t>Nothing, if the self-healing RawData query is in use — the missing day is picked up from the source file on the next refresh (5H). Confirm it actually came back before assuming it did.</w:t>
+            </w:r>
+          </w:p>
+        </w:tc>
+      </w:tr>
     </w:tbl>
     <w:p>
       <w:pPr>
@@ -2089,7 +2218,7 @@
           <w:color w:val="5F5852"/>
           <w:sz w:val="19"/>
         </w:rPr>
-        <w:t>File: HTML template (report flow)</w:t>
+        <w:t>Where it lives: the HTML / Compose action inside the report flow</w:t>
       </w:r>
       <w:proofErr w:type="spellStart"/>
       <w:proofErr w:type="spellEnd"/>
@@ -2235,6 +2364,36 @@
         </w:tc>
       </w:tr>
     </w:tbl>
+    <w:tbl>
+      <w:tblPr>
+        <w:tblW w:w="0" w:type="auto"/>
+        <w:tblLook w:val="04A0" w:firstRow="1" w:lastRow="0" w:firstColumn="1" w:lastColumn="0" w:noHBand="0" w:noVBand="1"/>
+      </w:tblPr>
+      <w:tblGrid>
+        <w:gridCol w:w="8640"/>
+      </w:tblGrid>
+      <w:tr>
+        <w:tc>
+          <w:tcPr>
+            <w:tcW w:w="8640" w:type="dxa"/>
+            <w:tcBorders>
+              <w:left w:val="single" w:sz="36" w:space="0" w:color="C02A2A"/>
+            </w:tcBorders>
+            <w:shd w:val="clear" w:color="auto" w:fill="FFFFFF"/>
+          </w:tcPr>
+          <w:p>
+            <w:r>
+              <w:rPr>
+                <w:b/>
+                <w:color w:val="C02A2A"/>
+                <w:sz w:val="16"/>
+              </w:rPr>
+              <w:t>Allocating cash in the Simulator.  Payments can be applied to unapplied cash and to AR that is not yet overdue, as well as to the over-60 and over-90 buckets. This is what makes the over-90 percentage behave in a way that surprises people: clearing cash off a younger bucket lowers total AR without lowering the over-90 amount, so over-90 as a PERCENTAGE goes up even though the situation improved. The amount is the figure to watch when judging whether an allocation helped.</w:t>
+            </w:r>
+          </w:p>
+        </w:tc>
+      </w:tr>
+    </w:tbl>
     <w:p>
       <w:pPr>
         <w:spacing w:after="80"/>
@@ -2262,7 +2421,7 @@
           <w:color w:val="5F5852"/>
           <w:sz w:val="19"/>
         </w:rPr>
-        <w:t>File: Office Script: AMKAD AR report</w:t>
+        <w:t>Where it lives: Excel Online → Automate → the AMKAD AR report script</w:t>
       </w:r>
       <w:proofErr w:type="spellStart"/>
       <w:proofErr w:type="spellEnd"/>
@@ -2410,6 +2569,78 @@
         <w:t>. Fix by updating the expected name in the script's mapping section.</w:t>
       </w:r>
     </w:p>
+    <w:tbl>
+      <w:tblPr>
+        <w:tblW w:w="0" w:type="auto"/>
+        <w:tblLook w:val="04A0" w:firstRow="1" w:lastRow="0" w:firstColumn="1" w:lastColumn="0" w:noHBand="0" w:noVBand="1"/>
+      </w:tblPr>
+      <w:tblGrid>
+        <w:gridCol w:w="8640"/>
+      </w:tblGrid>
+      <w:tr>
+        <w:tc>
+          <w:tcPr>
+            <w:tcW w:w="8640" w:type="dxa"/>
+            <w:tcBorders>
+              <w:left w:val="single" w:sz="36" w:space="0" w:color="C02A2A"/>
+            </w:tcBorders>
+            <w:shd w:val="clear" w:color="auto" w:fill="FFFFFF"/>
+          </w:tcPr>
+          <w:p>
+            <w:r>
+              <w:rPr>
+                <w:b/>
+                <w:color w:val="C02A2A"/>
+                <w:sz w:val="16"/>
+              </w:rPr>
+              <w:t>Arrows and colours.  A movement is coloured by whether it is GOOD, not by which way it points. A fall in AR, overdue, over-60, over-90 or unapplied cash is green; a rise in payments or sales is green. If you add a metric, say which direction is favourable for it — the report does not infer this, and getting it wrong produces a red arrow on good news, which is worse than no arrow at all.</w:t>
+            </w:r>
+          </w:p>
+        </w:tc>
+      </w:tr>
+    </w:tbl>
+    <w:p>
+      <w:pPr>
+        <w:spacing w:after="60"/>
+      </w:pPr>
+      <w:r>
+        <w:rPr>
+          <w:color w:val="5F5852"/>
+          <w:sz w:val="19"/>
+        </w:rPr>
+        <w:t>Aging buckets are nested, not separate slices: over-90 is part of over-60, which is part of overdue, which is part of total AR. They must never be stacked or put in a pie chart, because doing so counts the same money more than once. Side-by-side bars are the correct way to show them together.</w:t>
+      </w:r>
+      <w:proofErr w:type="spellStart"/>
+      <w:proofErr w:type="spellEnd"/>
+    </w:p>
+    <w:p>
+      <w:pPr>
+        <w:spacing w:after="60"/>
+      </w:pPr>
+      <w:r>
+        <w:rPr>
+          <w:color w:val="5F5852"/>
+          <w:sz w:val="19"/>
+        </w:rPr>
+        <w:t>DSO and TDSO are read from the source but deliberately excluded from every calculated figure. They are ratios, and rolling them up by averaging customer values would weight a small account the same as a large one. A meaningful portfolio or country DSO has to be recalculated from the underlying totals, which is a change to make deliberately rather than by leaving the columns in.</w:t>
+      </w:r>
+      <w:proofErr w:type="spellStart"/>
+      <w:proofErr w:type="spellEnd"/>
+    </w:p>
+    <w:p>
+      <w:pPr>
+        <w:spacing w:after="60"/>
+      </w:pPr>
+      <w:r>
+        <w:rPr>
+          <w:color w:val="5F5852"/>
+          <w:sz w:val="19"/>
+        </w:rPr>
+        <w:t>On the Customers tab, the two aging tables compare the three most recent consecutive months — that is month-over-month. The same-month year-over-year comparison is the portfolio-level table on the Trends tab, which compares the same calendar month across three years. They answer different questions and are easy to mix up when reading quickly.</w:t>
+      </w:r>
+      <w:proofErr w:type="spellStart"/>
+      <w:proofErr w:type="spellEnd"/>
+    </w:p>
     <w:p>
       <w:pPr>
         <w:pStyle w:val="Heading3"/>
@@ -2488,6 +2719,36 @@
         <w:t>. Revert after.</w:t>
       </w:r>
     </w:p>
+    <w:tbl>
+      <w:tblPr>
+        <w:tblW w:w="0" w:type="auto"/>
+        <w:tblLook w:val="04A0" w:firstRow="1" w:lastRow="0" w:firstColumn="1" w:lastColumn="0" w:noHBand="0" w:noVBand="1"/>
+      </w:tblPr>
+      <w:tblGrid>
+        <w:gridCol w:w="8640"/>
+      </w:tblGrid>
+      <w:tr>
+        <w:tc>
+          <w:tcPr>
+            <w:tcW w:w="8640" w:type="dxa"/>
+            <w:tcBorders>
+              <w:left w:val="single" w:sz="36" w:space="0" w:color="C02A2A"/>
+            </w:tcBorders>
+            <w:shd w:val="clear" w:color="auto" w:fill="FFFFFF"/>
+          </w:tcPr>
+          <w:p>
+            <w:r>
+              <w:rPr>
+                <w:b/>
+                <w:color w:val="C02A2A"/>
+                <w:sz w:val="16"/>
+              </w:rPr>
+              <w:t>The Action Required tab.  Suggested next steps are mapped from the aging buckets onto the collections escalation stages. This is an APPROXIMATION: the report knows how old a balance is, not why, and reason matters as much as age when deciding what to do. Every suggestion is therefore worded as a potential step and needs a person's review before anything is actioned. No step that would hold or stop a customer's service is ever suggested automatically.</w:t>
+            </w:r>
+          </w:p>
+        </w:tc>
+      </w:tr>
+    </w:tbl>
     <w:p>
       <w:pPr>
         <w:pStyle w:val="Heading3"/>
@@ -2505,7 +2766,7 @@
           <w:color w:val="5F5852"/>
           <w:sz w:val="19"/>
         </w:rPr>
-        <w:t>File: Email body (Send an email V2)</w:t>
+        <w:t>Where it lives: Power Automate → Send an email (V2) → Body</w:t>
       </w:r>
       <w:proofErr w:type="spellStart"/>
       <w:proofErr w:type="spellEnd"/>
@@ -2625,7 +2886,7 @@
           <w:color w:val="5F5852"/>
           <w:sz w:val="19"/>
         </w:rPr>
-        <w:t>File: Office Script: refresh trigger</w:t>
+        <w:t>Where it lives: Excel Online → Automate → the refresh-trigger script</w:t>
       </w:r>
       <w:proofErr w:type="spellStart"/>
       <w:proofErr w:type="spellEnd"/>
@@ -3085,7 +3346,7 @@
           <w:color w:val="5F5852"/>
           <w:sz w:val="19"/>
         </w:rPr>
-        <w:t>2 · Month-end figures. SPRs are reported on month-end numbers, but the daily pipeline only holds daily snapshots, and month close can shift by days — so the last daily snapshot of a month is NOT the close. spr_month_end_ar.m pulls the latest closed month from the Debits source into a MonthEndAR table in the input workbook.</w:t>
+        <w:t>2 · Month-end figures. SPRs are reported on month-end numbers, but the daily pipeline only holds daily snapshots, and month close can shift by days — so the last daily snapshot of a month is NOT the close. the MonthEndAR query pulls the latest closed month from the Debits source into a MonthEndAR table in the input workbook.</w:t>
       </w:r>
       <w:proofErr w:type="spellStart"/>
       <w:proofErr w:type="spellEnd"/>
@@ -3143,6 +3404,198 @@
       <w:proofErr w:type="spellStart"/>
       <w:proofErr w:type="spellEnd"/>
     </w:p>
+    <w:p>
+      <w:pPr>
+        <w:spacing w:after="60"/>
+      </w:pPr>
+      <w:r>
+        <w:rPr>
+          <w:color w:val="5F5852"/>
+          <w:sz w:val="19"/>
+        </w:rPr>
+        <w:t>How the tab is organised. Reviews are run country by country, so the tab opens on a list of countries rather than a list of accounts. Choosing one expands its customers, each of which opens individually. Customers are ordered by their over-90 amount, largest first, so the accounts that will take up the meeting are at the top without scrolling.</w:t>
+      </w:r>
+      <w:proofErr w:type="spellStart"/>
+      <w:proofErr w:type="spellEnd"/>
+    </w:p>
+    <w:p>
+      <w:pPr>
+        <w:spacing w:after="60"/>
+      </w:pPr>
+      <w:r>
+        <w:rPr>
+          <w:color w:val="5F5852"/>
+          <w:sz w:val="19"/>
+        </w:rPr>
+        <w:t>Each country strip also carries its own over-90 percentage. This is calculated from the country's totals — the sum of over-90 divided by the sum of AR — and is NOT the average of the customer percentages underneath it. Averaging those would weight a small account the same as a large one and produce a figure that matches nothing.</w:t>
+      </w:r>
+      <w:proofErr w:type="spellStart"/>
+      <w:proofErr w:type="spellEnd"/>
+    </w:p>
+    <w:tbl>
+      <w:tblPr>
+        <w:tblW w:w="0" w:type="auto"/>
+        <w:tblLook w:val="04A0" w:firstRow="1" w:lastRow="0" w:firstColumn="1" w:lastColumn="0" w:noHBand="0" w:noVBand="1"/>
+      </w:tblPr>
+      <w:tblGrid>
+        <w:gridCol w:w="8640"/>
+      </w:tblGrid>
+      <w:tr>
+        <w:tc>
+          <w:tcPr>
+            <w:tcW w:w="8640" w:type="dxa"/>
+            <w:tcBorders>
+              <w:left w:val="single" w:sz="36" w:space="0" w:color="C02A2A"/>
+            </w:tcBorders>
+            <w:shd w:val="clear" w:color="auto" w:fill="FFFFFF"/>
+          </w:tcPr>
+          <w:p>
+            <w:r>
+              <w:rPr>
+                <w:b/>
+                <w:color w:val="C02A2A"/>
+                <w:sz w:val="16"/>
+              </w:rPr>
+              <w:t>Which numbers you are looking at.  Every set of figures on this tab is labelled with the table it came from: month-end close, or current/daily. The two are shown one above the other for the same account so they can be compared, and the country totals declare a single basis and stick to it. If a month-end figure is shown for a different period than the commentary — normal mid-month, when the current month has not closed yet — the tab names both periods rather than quietly substituting one for the other.</w:t>
+            </w:r>
+          </w:p>
+        </w:tc>
+      </w:tr>
+    </w:tbl>
+    <w:p>
+      <w:pPr>
+        <w:pStyle w:val="Heading3"/>
+      </w:pPr>
+      <w:r>
+        <w:t>H · Repairing days lost to a failed run</w:t>
+      </w:r>
+      <w:proofErr w:type="spellStart"/>
+      <w:proofErr w:type="spellEnd"/>
+    </w:p>
+    <w:p>
+      <w:pPr>
+        <w:spacing w:after="60"/>
+      </w:pPr>
+      <w:r>
+        <w:rPr>
+          <w:color w:val="5F5852"/>
+          <w:sz w:val="19"/>
+        </w:rPr>
+        <w:t>Where it lives: the input workbook → Data → Queries → RawData.</w:t>
+      </w:r>
+      <w:proofErr w:type="spellStart"/>
+      <w:proofErr w:type="spellEnd"/>
+    </w:p>
+    <w:p>
+      <w:pPr>
+        <w:spacing w:after="60"/>
+      </w:pPr>
+      <w:r>
+        <w:rPr>
+          <w:color w:val="5F5852"/>
+          <w:sz w:val="19"/>
+        </w:rPr>
+        <w:t>Each daily file is built by copying the previous day's file and adding one day to it. That design carries the history forward cheaply, but it has one consequence worth understanding: if a run ever fails, that day is absent from the file built the next day, and from every file built after that. No later refresh brings it back on its own, because the newest file is the only one the report reads.</w:t>
+      </w:r>
+      <w:proofErr w:type="spellStart"/>
+      <w:proofErr w:type="spellEnd"/>
+    </w:p>
+    <w:p>
+      <w:pPr>
+        <w:spacing w:after="60"/>
+      </w:pPr>
+      <w:r>
+        <w:rPr>
+          <w:color w:val="5F5852"/>
+          <w:sz w:val="19"/>
+        </w:rPr>
+        <w:t>The raw source files, however, are all still in the Cust Sol folder. The RawData query reads the newest daily file as before, then checks whether any source file has a date the history does not contain, and fills those days in from the source.</w:t>
+      </w:r>
+      <w:proofErr w:type="spellStart"/>
+      <w:proofErr w:type="spellEnd"/>
+    </w:p>
+    <w:p>
+      <w:pPr>
+        <w:pStyle w:val="ListNumber"/>
+        <w:numPr>
+          <w:ilvl w:val="0"/>
+          <w:numId w:val="0"/>
+        </w:numPr>
+        <w:ind w:left="360"/>
+      </w:pPr>
+      <w:r>
+        <w:t>It only ever adds rows. It cannot remove or alter a day that is already there.</w:t>
+      </w:r>
+    </w:p>
+    <w:p>
+      <w:pPr>
+        <w:pStyle w:val="ListNumber"/>
+        <w:numPr>
+          <w:ilvl w:val="0"/>
+          <w:numId w:val="0"/>
+        </w:numPr>
+        <w:ind w:left="360"/>
+      </w:pPr>
+      <w:r>
+        <w:t>It only fills gaps INSIDE the range it already holds. Source files older than the first date in the history are ignored, so it repairs holes rather than silently extending the history backwards.</w:t>
+      </w:r>
+    </w:p>
+    <w:p>
+      <w:pPr>
+        <w:pStyle w:val="ListNumber"/>
+        <w:numPr>
+          <w:ilvl w:val="0"/>
+          <w:numId w:val="0"/>
+        </w:numPr>
+        <w:ind w:left="360"/>
+      </w:pPr>
+      <w:r>
+        <w:t>On a normal day nothing is missing, so the repair does not run and the refresh costs what it always did.</w:t>
+      </w:r>
+    </w:p>
+    <w:p>
+      <w:pPr>
+        <w:pStyle w:val="ListNumber"/>
+        <w:numPr>
+          <w:ilvl w:val="0"/>
+          <w:numId w:val="0"/>
+        </w:numPr>
+        <w:ind w:left="360"/>
+      </w:pPr>
+      <w:r>
+        <w:t>Backfilled days have no TDSO, DSO or percentage values. Those are formulas that live in the daily file, and a day recovered from the source never passed through one. The amounts are complete; the calculated columns are blank for those days.</w:t>
+      </w:r>
+    </w:p>
+    <w:tbl>
+      <w:tblPr>
+        <w:tblW w:w="0" w:type="auto"/>
+        <w:tblLook w:val="04A0" w:firstRow="1" w:lastRow="0" w:firstColumn="1" w:lastColumn="0" w:noHBand="0" w:noVBand="1"/>
+      </w:tblPr>
+      <w:tblGrid>
+        <w:gridCol w:w="8640"/>
+      </w:tblGrid>
+      <w:tr>
+        <w:tc>
+          <w:tcPr>
+            <w:tcW w:w="8640" w:type="dxa"/>
+            <w:tcBorders>
+              <w:left w:val="single" w:sz="36" w:space="0" w:color="C02A2A"/>
+            </w:tcBorders>
+            <w:shd w:val="clear" w:color="auto" w:fill="FFFFFF"/>
+          </w:tcPr>
+          <w:p>
+            <w:r>
+              <w:rPr>
+                <w:b/>
+                <w:color w:val="C02A2A"/>
+                <w:sz w:val="16"/>
+              </w:rPr>
+              <w:t>If the refresh reports a download failure.  The repair opens one extra file per missing day, so it makes more calls to SharePoint than the old single-file version did and is more exposed to a transient failure. Each file is handled independently: one that cannot be opened costs that day only, and if the whole repair fails the query still returns the history unchanged. Refresh again before investigating — most of these clear on their own.</w:t>
+            </w:r>
+          </w:p>
+        </w:tc>
+      </w:tr>
+    </w:tbl>
     <w:p>
       <w:pPr>
         <w:spacing w:after="40"/>
@@ -4196,41 +4649,13 @@
                 <w:color w:val="8A837B"/>
                 <w:sz w:val="17"/>
               </w:rPr>
-              <w:t xml:space="preserve">FIX  </w:t>
-            </w:r>
-            <w:r>
-              <w:rPr>
-                <w:color w:val="5F5852"/>
-                <w:sz w:val="19"/>
-              </w:rPr>
-              <w:t>Re</w:t>
+              <w:t>FIX  Re-paste the entire the email body file (5D). Check run history → 'Create sharing link…' → Outputs to confirm link.webUrl has a real value.</w:t>
             </w:r>
             <w:proofErr w:type="gramEnd"/>
-            <w:r>
-              <w:rPr>
-                <w:color w:val="5F5852"/>
-                <w:sz w:val="19"/>
-              </w:rPr>
-              <w:t xml:space="preserve">-paste the entire email_body.html file (5D). Check run history → 'Create sharing link…' → Outputs to confirm </w:t>
-            </w:r>
             <w:proofErr w:type="spellStart"/>
             <w:proofErr w:type="gramStart"/>
-            <w:r>
-              <w:rPr>
-                <w:color w:val="5F5852"/>
-                <w:sz w:val="19"/>
-              </w:rPr>
-              <w:t>link.webUrl</w:t>
-            </w:r>
             <w:proofErr w:type="spellEnd"/>
             <w:proofErr w:type="gramEnd"/>
-            <w:r>
-              <w:rPr>
-                <w:color w:val="5F5852"/>
-                <w:sz w:val="19"/>
-              </w:rPr>
-              <w:t xml:space="preserve"> has a real value.</w:t>
-            </w:r>
           </w:p>
         </w:tc>
       </w:tr>
@@ -4325,6 +4750,96 @@
                 <w:sz w:val="16"/>
               </w:rPr>
               <w:t>NO MONTH-END TABLE   An account shows only the daily figures.  MonthEndAR has no row for that customer. Confirm the MonthEndAR query refreshed after the close and that the table is named exactly MonthEndAR. Note the tab shows the most recent close available even when the commentary is dated a later, still-open month — it names both periods when they differ, which is expected mid-month.</w:t>
+            </w:r>
+          </w:p>
+        </w:tc>
+      </w:tr>
+    </w:tbl>
+    <w:tbl>
+      <w:tblPr>
+        <w:tblW w:w="0" w:type="auto"/>
+        <w:tblLook w:val="04A0" w:firstRow="1" w:lastRow="0" w:firstColumn="1" w:lastColumn="0" w:noHBand="0" w:noVBand="1"/>
+      </w:tblPr>
+      <w:tblGrid>
+        <w:gridCol w:w="8640"/>
+      </w:tblGrid>
+      <w:tr>
+        <w:tc>
+          <w:tcPr>
+            <w:tcW w:w="8640" w:type="dxa"/>
+            <w:tcBorders>
+              <w:left w:val="single" w:sz="36" w:space="0" w:color="C02A2A"/>
+            </w:tcBorders>
+            <w:shd w:val="clear" w:color="auto" w:fill="FFFFFF"/>
+          </w:tcPr>
+          <w:p>
+            <w:r>
+              <w:rPr>
+                <w:b/>
+                <w:color w:val="C02A2A"/>
+                <w:sz w:val="16"/>
+              </w:rPr>
+              <w:t>ROW COUNT JUMPED   RawData suddenly returned noticeably more rows than last time.  Expected the first time the self-healing query runs: it recovers every day that was missing, so the increase should be a whole number of days' worth of rows. Check the DATES that appeared rather than the count — they should be days that were genuinely absent, and all within the range the history already covered. If new dates appear OLDER than the previous earliest date, something is wrong; the query is meant to fill holes, not extend the history backwards.</w:t>
+            </w:r>
+          </w:p>
+        </w:tc>
+      </w:tr>
+    </w:tbl>
+    <w:tbl>
+      <w:tblPr>
+        <w:tblW w:w="0" w:type="auto"/>
+        <w:tblLook w:val="04A0" w:firstRow="1" w:lastRow="0" w:firstColumn="1" w:lastColumn="0" w:noHBand="0" w:noVBand="1"/>
+      </w:tblPr>
+      <w:tblGrid>
+        <w:gridCol w:w="8640"/>
+      </w:tblGrid>
+      <w:tr>
+        <w:tc>
+          <w:tcPr>
+            <w:tcW w:w="8640" w:type="dxa"/>
+            <w:tcBorders>
+              <w:left w:val="single" w:sz="36" w:space="0" w:color="C02A2A"/>
+            </w:tcBorders>
+            <w:shd w:val="clear" w:color="auto" w:fill="FFFFFF"/>
+          </w:tcPr>
+          <w:p>
+            <w:r>
+              <w:rPr>
+                <w:b/>
+                <w:color w:val="C02A2A"/>
+                <w:sz w:val="16"/>
+              </w:rPr>
+              <w:t>PERCENTAGES BLANK ON SOME DAYS   A few days have amounts but no TDSO, DSO or percentage values.  These are days recovered from the source file by the repair described in 5H. Those columns are formulas in the daily file, and a recovered day never passed through it. The amounts are correct and complete; nothing needs fixing.</w:t>
+            </w:r>
+          </w:p>
+        </w:tc>
+      </w:tr>
+    </w:tbl>
+    <w:tbl>
+      <w:tblPr>
+        <w:tblW w:w="0" w:type="auto"/>
+        <w:tblLook w:val="04A0" w:firstRow="1" w:lastRow="0" w:firstColumn="1" w:lastColumn="0" w:noHBand="0" w:noVBand="1"/>
+      </w:tblPr>
+      <w:tblGrid>
+        <w:gridCol w:w="8640"/>
+      </w:tblGrid>
+      <w:tr>
+        <w:tc>
+          <w:tcPr>
+            <w:tcW w:w="8640" w:type="dxa"/>
+            <w:tcBorders>
+              <w:left w:val="single" w:sz="36" w:space="0" w:color="C02A2A"/>
+            </w:tcBorders>
+            <w:shd w:val="clear" w:color="auto" w:fill="FFFFFF"/>
+          </w:tcPr>
+          <w:p>
+            <w:r>
+              <w:rPr>
+                <w:b/>
+                <w:color w:val="C02A2A"/>
+                <w:sz w:val="16"/>
+              </w:rPr>
+              <w:t>OVER-90 % ROSE AFTER A PAYMENT   An allocation was posted and the percentage went up.  Almost always correct behaviour, not a bug. The percentage is over-90 divided by total AR, so applying cash to a younger bucket shrinks the denominator while the over-90 amount stays put. Compare the over-90 AMOUNT before and after to see whether the position actually improved.</w:t>
             </w:r>
           </w:p>
         </w:tc>
